--- a/Game Proposal.docx
+++ b/Game Proposal.docx
@@ -1461,33 +1461,71 @@
     <w:p/>
     <w:p>
       <w:r>
-        <w:t>Pickups are NOT dropped on defeat.</w:t>
+        <w:rPr>
+          <w:b/>
+          <w:bCs/>
+        </w:rPr>
+        <w:t>10.2</w:t>
+      </w:r>
+      <w:r>
+        <w:rPr>
+          <w:b/>
+          <w:bCs/>
+        </w:rPr>
+        <w:t xml:space="preserve"> Glitch Abilities</w:t>
+      </w:r>
+    </w:p>
+    <w:p>
+      <w:r>
+        <w:rPr>
+          <w:b/>
+          <w:bCs/>
+        </w:rPr>
+        <w:t>10.2.1</w:t>
+      </w:r>
+      <w:r>
+        <w:rPr>
+          <w:b/>
+          <w:bCs/>
+        </w:rPr>
+        <w:t xml:space="preserve"> Overview</w:t>
+      </w:r>
+    </w:p>
+    <w:p>
+      <w:r>
+        <w:t>Glitch abilities are pickups which randomly move around the map to empty tiles every second. If a player moves to a tile with a glitch ability, it will temporarily stop moving.</w:t>
       </w:r>
     </w:p>
     <w:p/>
     <w:p>
       <w:r>
-        <w:rPr>
-          <w:b/>
-          <w:bCs/>
-        </w:rPr>
-        <w:t>10.2</w:t>
-      </w:r>
-      <w:r>
-        <w:rPr>
-          <w:b/>
-          <w:bCs/>
-        </w:rPr>
-        <w:t xml:space="preserve"> Glitch Abilities</w:t>
-      </w:r>
-    </w:p>
-    <w:p>
-      <w:r>
-        <w:rPr>
-          <w:b/>
-          <w:bCs/>
-        </w:rPr>
-        <w:t>10.2.1</w:t>
+        <w:t>As soon as the player leaves the tile, the glitch ability will move.</w:t>
+      </w:r>
+    </w:p>
+    <w:p/>
+    <w:p>
+      <w:r>
+        <w:rPr>
+          <w:b/>
+          <w:bCs/>
+        </w:rPr>
+        <w:t>11</w:t>
+      </w:r>
+      <w:r>
+        <w:rPr>
+          <w:b/>
+          <w:bCs/>
+        </w:rPr>
+        <w:t xml:space="preserve"> Chat</w:t>
+      </w:r>
+    </w:p>
+    <w:p>
+      <w:r>
+        <w:rPr>
+          <w:b/>
+          <w:bCs/>
+        </w:rPr>
+        <w:t>11.1</w:t>
       </w:r>
       <w:r>
         <w:rPr>
@@ -1499,13 +1537,13 @@
     </w:p>
     <w:p>
       <w:r>
-        <w:t>Glitch abilities are pickups which randomly move around the map to empty tiles every second. If a player moves to a tile with a glitch ability, it will temporarily stop moving.</w:t>
+        <w:t>Players are able to send messages through the in-game chat.</w:t>
       </w:r>
     </w:p>
     <w:p/>
     <w:p>
       <w:r>
-        <w:t>As soon as the player leaves the tile, the glitch ability will move.</w:t>
+        <w:t>Each message has a username, send datetime, and the message text itself.</w:t>
       </w:r>
     </w:p>
     <w:p/>
@@ -1515,68 +1553,24 @@
           <w:b/>
           <w:bCs/>
         </w:rPr>
-        <w:t>11</w:t>
-      </w:r>
-      <w:r>
-        <w:rPr>
-          <w:b/>
-          <w:bCs/>
-        </w:rPr>
-        <w:t xml:space="preserve"> Chat</w:t>
-      </w:r>
-    </w:p>
-    <w:p>
-      <w:r>
-        <w:rPr>
-          <w:b/>
-          <w:bCs/>
-        </w:rPr>
-        <w:t>11.1</w:t>
-      </w:r>
-      <w:r>
-        <w:rPr>
-          <w:b/>
-          <w:bCs/>
-        </w:rPr>
-        <w:t xml:space="preserve"> Overview</w:t>
-      </w:r>
-    </w:p>
-    <w:p>
-      <w:r>
-        <w:t>Players are able to send messages through the in-game chat.</w:t>
+        <w:t>12</w:t>
+      </w:r>
+      <w:r>
+        <w:rPr>
+          <w:b/>
+          <w:bCs/>
+        </w:rPr>
+        <w:t xml:space="preserve"> Ability Library</w:t>
+      </w:r>
+    </w:p>
+    <w:p>
+      <w:r>
+        <w:t>The following is a list of each ability and its details:</w:t>
       </w:r>
     </w:p>
     <w:p/>
     <w:p>
       <w:r>
-        <w:t>Each message has a username, send datetime, and the message text itself.</w:t>
-      </w:r>
-    </w:p>
-    <w:p/>
-    <w:p>
-      <w:r>
-        <w:rPr>
-          <w:b/>
-          <w:bCs/>
-        </w:rPr>
-        <w:t>12</w:t>
-      </w:r>
-      <w:r>
-        <w:rPr>
-          <w:b/>
-          <w:bCs/>
-        </w:rPr>
-        <w:t xml:space="preserve"> Ability Library</w:t>
-      </w:r>
-    </w:p>
-    <w:p>
-      <w:r>
-        <w:t>The following is a list of each ability and its details:</w:t>
-      </w:r>
-    </w:p>
-    <w:p/>
-    <w:p>
-      <w:r>
         <w:rPr>
           <w:b/>
           <w:bCs/>
@@ -1590,6 +1584,7 @@
           <w:b/>
           <w:bCs/>
         </w:rPr>
+        <w:lastRenderedPageBreak/>
         <w:t xml:space="preserve"> Type: </w:t>
       </w:r>
       <w:r>
@@ -1786,25 +1781,25 @@
           <w:b/>
           <w:bCs/>
         </w:rPr>
+        <w:t xml:space="preserve"> Loose Spring</w:t>
+      </w:r>
+    </w:p>
+    <w:p>
+      <w:r>
+        <w:rPr>
+          <w:b/>
+          <w:bCs/>
+        </w:rPr>
+        <w:t xml:space="preserve"> Type: Upgrade</w:t>
+      </w:r>
+    </w:p>
+    <w:p>
+      <w:r>
+        <w:rPr>
+          <w:b/>
+          <w:bCs/>
+        </w:rPr>
         <w:lastRenderedPageBreak/>
-        <w:t xml:space="preserve"> Loose Spring</w:t>
-      </w:r>
-    </w:p>
-    <w:p>
-      <w:r>
-        <w:rPr>
-          <w:b/>
-          <w:bCs/>
-        </w:rPr>
-        <w:t xml:space="preserve"> Type: Upgrade</w:t>
-      </w:r>
-    </w:p>
-    <w:p>
-      <w:r>
-        <w:rPr>
-          <w:b/>
-          <w:bCs/>
-        </w:rPr>
         <w:t xml:space="preserve"> Description:</w:t>
       </w:r>
     </w:p>
@@ -1986,25 +1981,25 @@
           <w:b/>
           <w:bCs/>
         </w:rPr>
+        <w:t xml:space="preserve"> Ping</w:t>
+      </w:r>
+    </w:p>
+    <w:p>
+      <w:r>
+        <w:rPr>
+          <w:b/>
+          <w:bCs/>
+        </w:rPr>
+        <w:t xml:space="preserve"> Type: Ability (Utility)</w:t>
+      </w:r>
+    </w:p>
+    <w:p>
+      <w:r>
+        <w:rPr>
+          <w:b/>
+          <w:bCs/>
+        </w:rPr>
         <w:lastRenderedPageBreak/>
-        <w:t xml:space="preserve"> Ping</w:t>
-      </w:r>
-    </w:p>
-    <w:p>
-      <w:r>
-        <w:rPr>
-          <w:b/>
-          <w:bCs/>
-        </w:rPr>
-        <w:t xml:space="preserve"> Type: Ability (Utility)</w:t>
-      </w:r>
-    </w:p>
-    <w:p>
-      <w:r>
-        <w:rPr>
-          <w:b/>
-          <w:bCs/>
-        </w:rPr>
         <w:t xml:space="preserve"> Description:</w:t>
       </w:r>
     </w:p>
@@ -2215,21 +2210,21 @@
           <w:b/>
           <w:bCs/>
         </w:rPr>
+        <w:t xml:space="preserve"> Type: Ability (Combat) - Tiger Starting Ability</w:t>
+      </w:r>
+    </w:p>
+    <w:p>
+      <w:r>
+        <w:rPr>
+          <w:b/>
+          <w:bCs/>
+        </w:rPr>
+        <w:t xml:space="preserve"> Description:</w:t>
+      </w:r>
+    </w:p>
+    <w:p>
+      <w:r>
         <w:lastRenderedPageBreak/>
-        <w:t xml:space="preserve"> Type: Ability (Combat) - Tiger Starting Ability</w:t>
-      </w:r>
-    </w:p>
-    <w:p>
-      <w:r>
-        <w:rPr>
-          <w:b/>
-          <w:bCs/>
-        </w:rPr>
-        <w:t xml:space="preserve"> Description:</w:t>
-      </w:r>
-    </w:p>
-    <w:p>
-      <w:r>
         <w:t>Use a suit</w:t>
       </w:r>
       <w:r>
@@ -2465,7 +2460,6 @@
           <w:b/>
           <w:bCs/>
         </w:rPr>
-        <w:lastRenderedPageBreak/>
         <w:t xml:space="preserve"> Description:</w:t>
       </w:r>
     </w:p>
@@ -2969,17 +2963,17 @@
     <w:p/>
     <w:p>
       <w:r>
+        <w:t>Send an excess amount of energy around the suit, disregarding component damage.</w:t>
+      </w:r>
+    </w:p>
+    <w:p/>
+    <w:p>
+      <w:r>
+        <w:rPr>
+          <w:b/>
+          <w:bCs/>
+        </w:rPr>
         <w:lastRenderedPageBreak/>
-        <w:t>Send an excess amount of energy around the suit, disregarding component damage.</w:t>
-      </w:r>
-    </w:p>
-    <w:p/>
-    <w:p>
-      <w:r>
-        <w:rPr>
-          <w:b/>
-          <w:bCs/>
-        </w:rPr>
         <w:t xml:space="preserve"> Value: 28 </w:t>
       </w:r>
       <w:r>
@@ -4352,10 +4346,7 @@
               </w:rPr>
             </w:pPr>
             <w:r>
-              <w:t xml:space="preserve">Button </w:t>
-            </w:r>
-            <w:r>
-              <w:t>– Takes the player back to the login screen. (Diagram 1)</w:t>
+              <w:t>Button – Takes the player back to the login screen. (Diagram 1)</w:t>
             </w:r>
           </w:p>
         </w:tc>
@@ -4665,17 +4656,7 @@
                                       <w:sz w:val="28"/>
                                       <w:szCs w:val="28"/>
                                     </w:rPr>
-                                    <w:t>7</w:t>
-                                  </w:r>
-                                  <w:r>
-                                    <w:rPr>
-                                      <w:b/>
-                                      <w:bCs/>
-                                      <w:color w:val="EE0000"/>
-                                      <w:sz w:val="28"/>
-                                      <w:szCs w:val="28"/>
-                                    </w:rPr>
-                                    <w:t>e</w:t>
+                                    <w:t>7e</w:t>
                                   </w:r>
                                 </w:p>
                               </w:txbxContent>
@@ -4719,17 +4700,7 @@
                                 <w:sz w:val="28"/>
                                 <w:szCs w:val="28"/>
                               </w:rPr>
-                              <w:t>7</w:t>
-                            </w:r>
-                            <w:r>
-                              <w:rPr>
-                                <w:b/>
-                                <w:bCs/>
-                                <w:color w:val="EE0000"/>
-                                <w:sz w:val="28"/>
-                                <w:szCs w:val="28"/>
-                              </w:rPr>
-                              <w:t>e</w:t>
+                              <w:t>7e</w:t>
                             </w:r>
                           </w:p>
                         </w:txbxContent>
@@ -4804,17 +4775,7 @@
                                       <w:sz w:val="28"/>
                                       <w:szCs w:val="28"/>
                                     </w:rPr>
-                                    <w:t>7</w:t>
-                                  </w:r>
-                                  <w:r>
-                                    <w:rPr>
-                                      <w:b/>
-                                      <w:bCs/>
-                                      <w:color w:val="EE0000"/>
-                                      <w:sz w:val="28"/>
-                                      <w:szCs w:val="28"/>
-                                    </w:rPr>
-                                    <w:t>d</w:t>
+                                    <w:t>7d</w:t>
                                   </w:r>
                                 </w:p>
                               </w:txbxContent>
@@ -4858,17 +4819,7 @@
                                 <w:sz w:val="28"/>
                                 <w:szCs w:val="28"/>
                               </w:rPr>
-                              <w:t>7</w:t>
-                            </w:r>
-                            <w:r>
-                              <w:rPr>
-                                <w:b/>
-                                <w:bCs/>
-                                <w:color w:val="EE0000"/>
-                                <w:sz w:val="28"/>
-                                <w:szCs w:val="28"/>
-                              </w:rPr>
-                              <w:t>d</w:t>
+                              <w:t>7d</w:t>
                             </w:r>
                           </w:p>
                         </w:txbxContent>
@@ -5538,17 +5489,7 @@
                                       <w:sz w:val="28"/>
                                       <w:szCs w:val="28"/>
                                     </w:rPr>
-                                    <w:t>5</w:t>
-                                  </w:r>
-                                  <w:r>
-                                    <w:rPr>
-                                      <w:b/>
-                                      <w:bCs/>
-                                      <w:color w:val="EE0000"/>
-                                      <w:sz w:val="28"/>
-                                      <w:szCs w:val="28"/>
-                                    </w:rPr>
-                                    <w:t>c</w:t>
+                                    <w:t>5c</w:t>
                                   </w:r>
                                 </w:p>
                               </w:txbxContent>
@@ -5592,17 +5533,7 @@
                                 <w:sz w:val="28"/>
                                 <w:szCs w:val="28"/>
                               </w:rPr>
-                              <w:t>5</w:t>
-                            </w:r>
-                            <w:r>
-                              <w:rPr>
-                                <w:b/>
-                                <w:bCs/>
-                                <w:color w:val="EE0000"/>
-                                <w:sz w:val="28"/>
-                                <w:szCs w:val="28"/>
-                              </w:rPr>
-                              <w:t>c</w:t>
+                              <w:t>5c</w:t>
                             </w:r>
                           </w:p>
                         </w:txbxContent>
@@ -5677,17 +5608,7 @@
                                       <w:sz w:val="28"/>
                                       <w:szCs w:val="28"/>
                                     </w:rPr>
-                                    <w:t>5</w:t>
-                                  </w:r>
-                                  <w:r>
-                                    <w:rPr>
-                                      <w:b/>
-                                      <w:bCs/>
-                                      <w:color w:val="EE0000"/>
-                                      <w:sz w:val="28"/>
-                                      <w:szCs w:val="28"/>
-                                    </w:rPr>
-                                    <w:t>b</w:t>
+                                    <w:t>5b</w:t>
                                   </w:r>
                                 </w:p>
                               </w:txbxContent>
@@ -5731,17 +5652,7 @@
                                 <w:sz w:val="28"/>
                                 <w:szCs w:val="28"/>
                               </w:rPr>
-                              <w:t>5</w:t>
-                            </w:r>
-                            <w:r>
-                              <w:rPr>
-                                <w:b/>
-                                <w:bCs/>
-                                <w:color w:val="EE0000"/>
-                                <w:sz w:val="28"/>
-                                <w:szCs w:val="28"/>
-                              </w:rPr>
-                              <w:t>b</w:t>
+                              <w:t>5b</w:t>
                             </w:r>
                           </w:p>
                         </w:txbxContent>
@@ -5816,17 +5727,7 @@
                                       <w:sz w:val="28"/>
                                       <w:szCs w:val="28"/>
                                     </w:rPr>
-                                    <w:t>5</w:t>
-                                  </w:r>
-                                  <w:r>
-                                    <w:rPr>
-                                      <w:b/>
-                                      <w:bCs/>
-                                      <w:color w:val="EE0000"/>
-                                      <w:sz w:val="28"/>
-                                      <w:szCs w:val="28"/>
-                                    </w:rPr>
-                                    <w:t>a</w:t>
+                                    <w:t>5a</w:t>
                                   </w:r>
                                 </w:p>
                               </w:txbxContent>
@@ -5870,17 +5771,7 @@
                                 <w:sz w:val="28"/>
                                 <w:szCs w:val="28"/>
                               </w:rPr>
-                              <w:t>5</w:t>
-                            </w:r>
-                            <w:r>
-                              <w:rPr>
-                                <w:b/>
-                                <w:bCs/>
-                                <w:color w:val="EE0000"/>
-                                <w:sz w:val="28"/>
-                                <w:szCs w:val="28"/>
-                              </w:rPr>
-                              <w:t>a</w:t>
+                              <w:t>5a</w:t>
                             </w:r>
                           </w:p>
                         </w:txbxContent>
@@ -7678,17 +7569,7 @@
                                       <w:sz w:val="28"/>
                                       <w:szCs w:val="28"/>
                                     </w:rPr>
-                                    <w:t>3</w:t>
-                                  </w:r>
-                                  <w:r>
-                                    <w:rPr>
-                                      <w:b/>
-                                      <w:bCs/>
-                                      <w:color w:val="EE0000"/>
-                                      <w:sz w:val="28"/>
-                                      <w:szCs w:val="28"/>
-                                    </w:rPr>
-                                    <w:t>b</w:t>
+                                    <w:t>3b</w:t>
                                   </w:r>
                                 </w:p>
                               </w:txbxContent>
@@ -7732,17 +7613,7 @@
                                 <w:sz w:val="28"/>
                                 <w:szCs w:val="28"/>
                               </w:rPr>
-                              <w:t>3</w:t>
-                            </w:r>
-                            <w:r>
-                              <w:rPr>
-                                <w:b/>
-                                <w:bCs/>
-                                <w:color w:val="EE0000"/>
-                                <w:sz w:val="28"/>
-                                <w:szCs w:val="28"/>
-                              </w:rPr>
-                              <w:t>b</w:t>
+                              <w:t>3b</w:t>
                             </w:r>
                           </w:p>
                         </w:txbxContent>
@@ -7936,17 +7807,7 @@
                                       <w:sz w:val="28"/>
                                       <w:szCs w:val="28"/>
                                     </w:rPr>
-                                    <w:t>2</w:t>
-                                  </w:r>
-                                  <w:r>
-                                    <w:rPr>
-                                      <w:b/>
-                                      <w:bCs/>
-                                      <w:color w:val="EE0000"/>
-                                      <w:sz w:val="28"/>
-                                      <w:szCs w:val="28"/>
-                                    </w:rPr>
-                                    <w:t>c</w:t>
+                                    <w:t>2c</w:t>
                                   </w:r>
                                 </w:p>
                               </w:txbxContent>
@@ -7990,17 +7851,7 @@
                                 <w:sz w:val="28"/>
                                 <w:szCs w:val="28"/>
                               </w:rPr>
-                              <w:t>2</w:t>
-                            </w:r>
-                            <w:r>
-                              <w:rPr>
-                                <w:b/>
-                                <w:bCs/>
-                                <w:color w:val="EE0000"/>
-                                <w:sz w:val="28"/>
-                                <w:szCs w:val="28"/>
-                              </w:rPr>
-                              <w:t>c</w:t>
+                              <w:t>2c</w:t>
                             </w:r>
                           </w:p>
                         </w:txbxContent>
@@ -8075,17 +7926,7 @@
                                       <w:sz w:val="28"/>
                                       <w:szCs w:val="28"/>
                                     </w:rPr>
-                                    <w:t>2</w:t>
-                                  </w:r>
-                                  <w:r>
-                                    <w:rPr>
-                                      <w:b/>
-                                      <w:bCs/>
-                                      <w:color w:val="EE0000"/>
-                                      <w:sz w:val="28"/>
-                                      <w:szCs w:val="28"/>
-                                    </w:rPr>
-                                    <w:t>b</w:t>
+                                    <w:t>2b</w:t>
                                   </w:r>
                                 </w:p>
                               </w:txbxContent>
@@ -8129,17 +7970,7 @@
                                 <w:sz w:val="28"/>
                                 <w:szCs w:val="28"/>
                               </w:rPr>
-                              <w:t>2</w:t>
-                            </w:r>
-                            <w:r>
-                              <w:rPr>
-                                <w:b/>
-                                <w:bCs/>
-                                <w:color w:val="EE0000"/>
-                                <w:sz w:val="28"/>
-                                <w:szCs w:val="28"/>
-                              </w:rPr>
-                              <w:t>b</w:t>
+                              <w:t>2b</w:t>
                             </w:r>
                           </w:p>
                         </w:txbxContent>
@@ -9675,17 +9506,7 @@
                                       <w:sz w:val="28"/>
                                       <w:szCs w:val="28"/>
                                     </w:rPr>
-                                    <w:t>3</w:t>
-                                  </w:r>
-                                  <w:r>
-                                    <w:rPr>
-                                      <w:b/>
-                                      <w:bCs/>
-                                      <w:color w:val="EE0000"/>
-                                      <w:sz w:val="28"/>
-                                      <w:szCs w:val="28"/>
-                                    </w:rPr>
-                                    <w:t>d</w:t>
+                                    <w:t>3d</w:t>
                                   </w:r>
                                 </w:p>
                               </w:txbxContent>
@@ -9729,17 +9550,7 @@
                                 <w:sz w:val="28"/>
                                 <w:szCs w:val="28"/>
                               </w:rPr>
-                              <w:t>3</w:t>
-                            </w:r>
-                            <w:r>
-                              <w:rPr>
-                                <w:b/>
-                                <w:bCs/>
-                                <w:color w:val="EE0000"/>
-                                <w:sz w:val="28"/>
-                                <w:szCs w:val="28"/>
-                              </w:rPr>
-                              <w:t>d</w:t>
+                              <w:t>3d</w:t>
                             </w:r>
                           </w:p>
                         </w:txbxContent>
@@ -9814,17 +9625,7 @@
                                       <w:sz w:val="28"/>
                                       <w:szCs w:val="28"/>
                                     </w:rPr>
-                                    <w:t>3</w:t>
-                                  </w:r>
-                                  <w:r>
-                                    <w:rPr>
-                                      <w:b/>
-                                      <w:bCs/>
-                                      <w:color w:val="EE0000"/>
-                                      <w:sz w:val="28"/>
-                                      <w:szCs w:val="28"/>
-                                    </w:rPr>
-                                    <w:t>c</w:t>
+                                    <w:t>3c</w:t>
                                   </w:r>
                                 </w:p>
                               </w:txbxContent>
@@ -9868,17 +9669,7 @@
                                 <w:sz w:val="28"/>
                                 <w:szCs w:val="28"/>
                               </w:rPr>
-                              <w:t>3</w:t>
-                            </w:r>
-                            <w:r>
-                              <w:rPr>
-                                <w:b/>
-                                <w:bCs/>
-                                <w:color w:val="EE0000"/>
-                                <w:sz w:val="28"/>
-                                <w:szCs w:val="28"/>
-                              </w:rPr>
-                              <w:t>c</w:t>
+                              <w:t>3c</w:t>
                             </w:r>
                           </w:p>
                         </w:txbxContent>
@@ -9953,17 +9744,7 @@
                                       <w:sz w:val="28"/>
                                       <w:szCs w:val="28"/>
                                     </w:rPr>
-                                    <w:t>3</w:t>
-                                  </w:r>
-                                  <w:r>
-                                    <w:rPr>
-                                      <w:b/>
-                                      <w:bCs/>
-                                      <w:color w:val="EE0000"/>
-                                      <w:sz w:val="28"/>
-                                      <w:szCs w:val="28"/>
-                                    </w:rPr>
-                                    <w:t>b</w:t>
+                                    <w:t>3b</w:t>
                                   </w:r>
                                 </w:p>
                               </w:txbxContent>
@@ -10007,17 +9788,7 @@
                                 <w:sz w:val="28"/>
                                 <w:szCs w:val="28"/>
                               </w:rPr>
-                              <w:t>3</w:t>
-                            </w:r>
-                            <w:r>
-                              <w:rPr>
-                                <w:b/>
-                                <w:bCs/>
-                                <w:color w:val="EE0000"/>
-                                <w:sz w:val="28"/>
-                                <w:szCs w:val="28"/>
-                              </w:rPr>
-                              <w:t>b</w:t>
+                              <w:t>3b</w:t>
                             </w:r>
                           </w:p>
                         </w:txbxContent>
@@ -10330,17 +10101,7 @@
                                       <w:sz w:val="28"/>
                                       <w:szCs w:val="28"/>
                                     </w:rPr>
-                                    <w:t>2</w:t>
-                                  </w:r>
-                                  <w:r>
-                                    <w:rPr>
-                                      <w:b/>
-                                      <w:bCs/>
-                                      <w:color w:val="EE0000"/>
-                                      <w:sz w:val="28"/>
-                                      <w:szCs w:val="28"/>
-                                    </w:rPr>
-                                    <w:t>c</w:t>
+                                    <w:t>2c</w:t>
                                   </w:r>
                                 </w:p>
                               </w:txbxContent>
@@ -10384,17 +10145,7 @@
                                 <w:sz w:val="28"/>
                                 <w:szCs w:val="28"/>
                               </w:rPr>
-                              <w:t>2</w:t>
-                            </w:r>
-                            <w:r>
-                              <w:rPr>
-                                <w:b/>
-                                <w:bCs/>
-                                <w:color w:val="EE0000"/>
-                                <w:sz w:val="28"/>
-                                <w:szCs w:val="28"/>
-                              </w:rPr>
-                              <w:t>c</w:t>
+                              <w:t>2c</w:t>
                             </w:r>
                           </w:p>
                         </w:txbxContent>
@@ -10588,17 +10339,7 @@
                                       <w:sz w:val="28"/>
                                       <w:szCs w:val="28"/>
                                     </w:rPr>
-                                    <w:t>2</w:t>
-                                  </w:r>
-                                  <w:r>
-                                    <w:rPr>
-                                      <w:b/>
-                                      <w:bCs/>
-                                      <w:color w:val="EE0000"/>
-                                      <w:sz w:val="28"/>
-                                      <w:szCs w:val="28"/>
-                                    </w:rPr>
-                                    <w:t>a</w:t>
+                                    <w:t>2a</w:t>
                                   </w:r>
                                 </w:p>
                               </w:txbxContent>
@@ -10642,17 +10383,7 @@
                                 <w:sz w:val="28"/>
                                 <w:szCs w:val="28"/>
                               </w:rPr>
-                              <w:t>2</w:t>
-                            </w:r>
-                            <w:r>
-                              <w:rPr>
-                                <w:b/>
-                                <w:bCs/>
-                                <w:color w:val="EE0000"/>
-                                <w:sz w:val="28"/>
-                                <w:szCs w:val="28"/>
-                              </w:rPr>
-                              <w:t>a</w:t>
+                              <w:t>2a</w:t>
                             </w:r>
                           </w:p>
                         </w:txbxContent>
@@ -11215,13 +10946,7 @@
               <w:rPr>
                 <w:noProof/>
               </w:rPr>
-              <w:t xml:space="preserve">              </w:t>
-            </w:r>
-            <w:r>
-              <w:rPr>
-                <w:noProof/>
-              </w:rPr>
-              <w:t>7e. Button – Opens the popup.</w:t>
+              <w:t xml:space="preserve">              7e. Button – Opens the popup.</w:t>
             </w:r>
           </w:p>
         </w:tc>
@@ -14433,13 +14158,7 @@
               <w:rPr>
                 <w:noProof/>
               </w:rPr>
-              <w:t xml:space="preserve">12.  </w:t>
-            </w:r>
-            <w:r>
-              <w:rPr>
-                <w:noProof/>
-              </w:rPr>
-              <w:t>Glitch Item</w:t>
+              <w:t>12.  Glitch Item</w:t>
             </w:r>
           </w:p>
         </w:tc>
@@ -17399,17 +17118,7 @@
                                       <w:sz w:val="28"/>
                                       <w:szCs w:val="28"/>
                                     </w:rPr>
-                                    <w:t>2</w:t>
-                                  </w:r>
-                                  <w:r>
-                                    <w:rPr>
-                                      <w:b/>
-                                      <w:bCs/>
-                                      <w:color w:val="EE0000"/>
-                                      <w:sz w:val="28"/>
-                                      <w:szCs w:val="28"/>
-                                    </w:rPr>
-                                    <w:t>d</w:t>
+                                    <w:t>2d</w:t>
                                   </w:r>
                                 </w:p>
                               </w:txbxContent>
@@ -17452,17 +17161,7 @@
                                 <w:sz w:val="28"/>
                                 <w:szCs w:val="28"/>
                               </w:rPr>
-                              <w:t>2</w:t>
-                            </w:r>
-                            <w:r>
-                              <w:rPr>
-                                <w:b/>
-                                <w:bCs/>
-                                <w:color w:val="EE0000"/>
-                                <w:sz w:val="28"/>
-                                <w:szCs w:val="28"/>
-                              </w:rPr>
-                              <w:t>d</w:t>
+                              <w:t>2d</w:t>
                             </w:r>
                           </w:p>
                         </w:txbxContent>
@@ -17536,17 +17235,7 @@
                                       <w:sz w:val="28"/>
                                       <w:szCs w:val="28"/>
                                     </w:rPr>
-                                    <w:t>2</w:t>
-                                  </w:r>
-                                  <w:r>
-                                    <w:rPr>
-                                      <w:b/>
-                                      <w:bCs/>
-                                      <w:color w:val="EE0000"/>
-                                      <w:sz w:val="28"/>
-                                      <w:szCs w:val="28"/>
-                                    </w:rPr>
-                                    <w:t>c</w:t>
+                                    <w:t>2c</w:t>
                                   </w:r>
                                 </w:p>
                               </w:txbxContent>
@@ -17589,17 +17278,7 @@
                                 <w:sz w:val="28"/>
                                 <w:szCs w:val="28"/>
                               </w:rPr>
-                              <w:t>2</w:t>
-                            </w:r>
-                            <w:r>
-                              <w:rPr>
-                                <w:b/>
-                                <w:bCs/>
-                                <w:color w:val="EE0000"/>
-                                <w:sz w:val="28"/>
-                                <w:szCs w:val="28"/>
-                              </w:rPr>
-                              <w:t>c</w:t>
+                              <w:t>2c</w:t>
                             </w:r>
                           </w:p>
                         </w:txbxContent>
@@ -17673,17 +17352,7 @@
                                       <w:sz w:val="28"/>
                                       <w:szCs w:val="28"/>
                                     </w:rPr>
-                                    <w:t>2</w:t>
-                                  </w:r>
-                                  <w:r>
-                                    <w:rPr>
-                                      <w:b/>
-                                      <w:bCs/>
-                                      <w:color w:val="EE0000"/>
-                                      <w:sz w:val="28"/>
-                                      <w:szCs w:val="28"/>
-                                    </w:rPr>
-                                    <w:t>b</w:t>
+                                    <w:t>2b</w:t>
                                   </w:r>
                                 </w:p>
                               </w:txbxContent>
@@ -17726,17 +17395,7 @@
                                 <w:sz w:val="28"/>
                                 <w:szCs w:val="28"/>
                               </w:rPr>
-                              <w:t>2</w:t>
-                            </w:r>
-                            <w:r>
-                              <w:rPr>
-                                <w:b/>
-                                <w:bCs/>
-                                <w:color w:val="EE0000"/>
-                                <w:sz w:val="28"/>
-                                <w:szCs w:val="28"/>
-                              </w:rPr>
-                              <w:t>b</w:t>
+                              <w:t>2b</w:t>
                             </w:r>
                           </w:p>
                         </w:txbxContent>
@@ -18307,19 +17966,7 @@
               <w:rPr>
                 <w:noProof/>
               </w:rPr>
-              <w:t>Button – Selects the players class and sends them to the game board. (Diagram 1</w:t>
-            </w:r>
-            <w:r>
-              <w:rPr>
-                <w:noProof/>
-              </w:rPr>
-              <w:t>1</w:t>
-            </w:r>
-            <w:r>
-              <w:rPr>
-                <w:noProof/>
-              </w:rPr>
-              <w:t>)</w:t>
+              <w:t>Button – Selects the players class and sends them to the game board. (Diagram 11)</w:t>
             </w:r>
           </w:p>
           <w:p>
